--- a/_site/posts/2022-01-23-cadena-de-suministros/index.docx
+++ b/_site/posts/2022-01-23-cadena-de-suministros/index.docx
@@ -44,7 +44,7 @@
         <w:t xml:space="preserve"> </w:t>
       </w:r>
     </w:p>
-    <w:bookmarkStart w:id="20" w:name="title"/>
+    <w:bookmarkStart w:id="22" w:name="title"/>
     <w:p>
       <w:pPr>
         <w:pStyle w:val="Heading1"/>
@@ -93,8 +93,8 @@
         <w:t xml:space="preserve"> </w:t>
       </w:r>
     </w:p>
-    <w:bookmarkEnd w:id="20"/>
-    <w:bookmarkStart w:id="24" w:name="author-note"/>
+    <w:bookmarkEnd w:id="22"/>
+    <w:bookmarkStart w:id="26" w:name="author-note"/>
     <w:p>
       <w:pPr>
         <w:pStyle w:val="Heading1"/>
@@ -113,15 +113,15 @@
       <w:r>
         <w:t xml:space="preserve"> </w:t>
       </w:r>
-      <w:bookmarkStart w:id="21" w:name="orchid"/>
+      <w:bookmarkStart w:id="23" w:name="orchid"/>
       <w:r>
         <w:t xml:space="preserve">Orcid ID Logo: A green circle with white letters ID</w:t>
       </w:r>
-      <w:bookmarkEnd w:id="21"/>
+      <w:bookmarkEnd w:id="23"/>
       <w:r>
         <w:t xml:space="preserve"> </w:t>
       </w:r>
-      <w:hyperlink r:id="rId22">
+      <w:hyperlink r:id="rId24">
         <w:r>
           <w:rPr>
             <w:rStyle w:val="Hyperlink"/>
@@ -160,7 +160,7 @@
         <w:t xml:space="preserve">: </w:t>
       </w:r>
       <w:r>
-        <w:t xml:space="preserve">conceptualización y redacción</w:t>
+        <w:t xml:space="preserve">conceptualización, metodología, análisis formal, investigación, recursos, curación de datos, redacción, visualización, supervisión, y administración del proyecto</w:t>
       </w:r>
     </w:p>
     <w:p>
@@ -168,12 +168,12 @@
         <w:pStyle w:val="BodyText"/>
       </w:pPr>
       <w:r>
-        <w:t xml:space="preserve">La correspondencia relativa a este artículo debe dirigirse a Edison Achalma, Escuela Profesional de Economía, Universidad Nacional de San Cristóbal de Huamanga, Ayacucho, AYA, Perú, Email:</w:t>
+        <w:t xml:space="preserve">La correspondencia relativa a este artículo debe dirigirse a Edison Achalma, Escuela Profesional de Economía, Universidad Nacional de San Cristóbal de Huamanga, Portal Independencia N° 57, Ayacucho, AYA 5001, Perú, Email:</w:t>
       </w:r>
       <w:r>
         <w:t xml:space="preserve"> </w:t>
       </w:r>
-      <w:hyperlink r:id="rId23">
+      <w:hyperlink r:id="rId25">
         <w:r>
           <w:rPr>
             <w:rStyle w:val="Hyperlink"/>
@@ -187,8 +187,8 @@
         <w:br w:type="page"/>
       </w:r>
     </w:p>
-    <w:bookmarkEnd w:id="24"/>
-    <w:bookmarkStart w:id="25" w:name="abstract"/>
+    <w:bookmarkEnd w:id="26"/>
+    <w:bookmarkStart w:id="27" w:name="abstract"/>
     <w:p>
       <w:pPr>
         <w:pStyle w:val="Heading1"/>
@@ -225,8 +225,8 @@
         <w:br w:type="page"/>
       </w:r>
     </w:p>
-    <w:bookmarkEnd w:id="25"/>
-    <w:bookmarkStart w:id="26" w:name="firstheader"/>
+    <w:bookmarkEnd w:id="27"/>
+    <w:bookmarkStart w:id="28" w:name="firstheader"/>
     <w:p>
       <w:pPr>
         <w:pStyle w:val="Heading1"/>
@@ -235,23 +235,14 @@
         <w:t xml:space="preserve">Gestión eficiente de cadenas de suministro</w:t>
       </w:r>
     </w:p>
-    <w:bookmarkEnd w:id="26"/>
-    <w:bookmarkStart w:id="46" w:name="cadena-de-suministros"/>
+    <w:bookmarkEnd w:id="28"/>
+    <w:bookmarkStart w:id="29" w:name="conceptos-básicos"/>
     <w:p>
       <w:pPr>
         <w:pStyle w:val="Heading1"/>
       </w:pPr>
       <w:r>
-        <w:t xml:space="preserve">1. Cadena de suministros</w:t>
-      </w:r>
-    </w:p>
-    <w:bookmarkStart w:id="27" w:name="conceptos-básicos"/>
-    <w:p>
-      <w:pPr>
-        <w:pStyle w:val="Heading2"/>
-      </w:pPr>
-      <w:r>
-        <w:t xml:space="preserve">1.1 Conceptos básicos</w:t>
+        <w:t xml:space="preserve">1. Conceptos básicos</w:t>
       </w:r>
     </w:p>
     <w:p>
@@ -278,17 +269,17 @@
         <w:t xml:space="preserve">Conjunto de empresas eficientemente integradas por los proveedores, los fabricantes, distribuidores y vendedores mayoristas o detallistas coordinados que busca ubicar uno o más productos en las cantidades correctas, en los lugares correctos y en el tiempo preciso, buscando el menor costo de las actividades de valor de los integrantes de la cadena y satisfacer los requerimientos de los consumidores. Lambert y Pohlen, (2001).</w:t>
       </w:r>
     </w:p>
-    <w:bookmarkEnd w:id="27"/>
-    <w:bookmarkStart w:id="36" w:name="etapas-de-la-cadena-de-suministro"/>
-    <w:p>
-      <w:pPr>
-        <w:pStyle w:val="Heading2"/>
-      </w:pPr>
-      <w:r>
-        <w:t xml:space="preserve">1.2 Etapas de la Cadena de Suministro</w:t>
-      </w:r>
-    </w:p>
-    <w:bookmarkStart w:id="31" w:name="fig-myimportedimage"/>
+    <w:bookmarkEnd w:id="29"/>
+    <w:bookmarkStart w:id="38" w:name="etapas-de-la-cadena-de-suministro"/>
+    <w:p>
+      <w:pPr>
+        <w:pStyle w:val="Heading1"/>
+      </w:pPr>
+      <w:r>
+        <w:t xml:space="preserve">2. Etapas de la Cadena de Suministro</w:t>
+      </w:r>
+    </w:p>
+    <w:bookmarkStart w:id="33" w:name="fig-myimportedimage"/>
     <w:p>
       <w:pPr>
         <w:pStyle w:val="FigureTitle"/>
@@ -314,18 +305,18 @@
           <wp:inline>
             <wp:extent cx="4991100" cy="2501900"/>
             <wp:effectExtent b="0" l="0" r="0" t="0"/>
-            <wp:docPr descr="" title="" id="29" name="Picture"/>
+            <wp:docPr descr="" title="" id="31" name="Picture"/>
             <a:graphic>
               <a:graphicData uri="http://schemas.openxmlformats.org/drawingml/2006/picture">
                 <pic:pic>
                   <pic:nvPicPr>
-                    <pic:cNvPr descr="index_files/figure-html/image-20250330132806207.png" id="30" name="Picture"/>
+                    <pic:cNvPr descr="index_files/figure-html/image-20250330132806207.png" id="32" name="Picture"/>
                     <pic:cNvPicPr>
                       <a:picLocks noChangeArrowheads="1" noChangeAspect="1"/>
                     </pic:cNvPicPr>
                   </pic:nvPicPr>
                   <pic:blipFill>
-                    <a:blip r:embed="rId28"/>
+                    <a:blip r:embed="rId30"/>
                     <a:stretch>
                       <a:fillRect/>
                     </a:stretch>
@@ -352,7 +343,7 @@
         </w:drawing>
       </w:r>
     </w:p>
-    <w:bookmarkEnd w:id="31"/>
+    <w:bookmarkEnd w:id="33"/>
     <w:p>
       <w:pPr>
         <w:pStyle w:val="FigureNote"/>
@@ -368,13 +359,13 @@
         <w:t xml:space="preserve">. Adaptación de acuerdo a Chopra y Meindel (2008)</w:t>
       </w:r>
     </w:p>
-    <w:bookmarkStart w:id="32" w:name="abastecimiento-o-suministro"/>
-    <w:p>
-      <w:pPr>
-        <w:pStyle w:val="Heading3"/>
-      </w:pPr>
-      <w:r>
-        <w:t xml:space="preserve">1.2.1 Abastecimiento o suministro:</w:t>
+    <w:bookmarkStart w:id="34" w:name="abastecimiento-o-suministro"/>
+    <w:p>
+      <w:pPr>
+        <w:pStyle w:val="Heading2"/>
+      </w:pPr>
+      <w:r>
+        <w:t xml:space="preserve">2.1 Abastecimiento o suministro:</w:t>
       </w:r>
     </w:p>
     <w:p>
@@ -393,14 +384,14 @@
         <w:t xml:space="preserve">La etapa de abastecimiento se concentra en cómo, donde y cuando se consiguen y suministran las materias primas para fabricación de los productos terminados. Es la etapa relacionada con la función de compra, adquisición o abastecimiento de materias primas, insumos y soluciones complejas para el desarrollo de las actividades de fabricación o producción Bowersox et al., (2007).</w:t>
       </w:r>
     </w:p>
-    <w:bookmarkEnd w:id="32"/>
-    <w:bookmarkStart w:id="33" w:name="fabricación"/>
-    <w:p>
-      <w:pPr>
-        <w:pStyle w:val="Heading3"/>
-      </w:pPr>
-      <w:r>
-        <w:t xml:space="preserve">1.2.2 Fabricación:</w:t>
+    <w:bookmarkEnd w:id="34"/>
+    <w:bookmarkStart w:id="35" w:name="fabricación"/>
+    <w:p>
+      <w:pPr>
+        <w:pStyle w:val="Heading2"/>
+      </w:pPr>
+      <w:r>
+        <w:t xml:space="preserve">2.2 Fabricación:</w:t>
       </w:r>
     </w:p>
     <w:p>
@@ -419,14 +410,14 @@
         <w:t xml:space="preserve">En esta etapa se convierten las materias primas en productos terminados. Más allá del proceso propio de producción que una compañía manufacturera o de servicios pueda establecer, la cadena de abastecimiento se enfoca en definir los procesos que existe entre esta etapa de la cadena y la etapa de abastecimiento y posteriormente la de distribuidores. De esta forma las empresas, deben establecer canales que les ETAPAS ABASTECIMIENTO FABRICACIÓN DISTRIBUCIÓN CONSUMIDOR Cadenas de Suministro 15 permitan controlar los frentes importantes que una cadena de abastecimiento requiera, las cuales se pueden consolidar en las etapas Cala, (2005).</w:t>
       </w:r>
     </w:p>
-    <w:bookmarkEnd w:id="33"/>
-    <w:bookmarkStart w:id="34" w:name="distribución"/>
-    <w:p>
-      <w:pPr>
-        <w:pStyle w:val="Heading3"/>
-      </w:pPr>
-      <w:r>
-        <w:t xml:space="preserve">1.2.3 Distribución:</w:t>
+    <w:bookmarkEnd w:id="35"/>
+    <w:bookmarkStart w:id="36" w:name="distribución"/>
+    <w:p>
+      <w:pPr>
+        <w:pStyle w:val="Heading2"/>
+      </w:pPr>
+      <w:r>
+        <w:t xml:space="preserve">2.3 Distribución:</w:t>
       </w:r>
     </w:p>
     <w:p>
@@ -445,14 +436,14 @@
         <w:t xml:space="preserve">Se encarga de que dichos productos terminados lleguen al consumidor atreves de una red de distribuidores, almacenes y comercios minoristas. Una vez finalizado el proceso de producción el producto final debe ser transportado hasta su destino final, de acuerdo con el acuerdo realizado entre el productor y el cliente, quienes determinan el lugar de entrega y el medio de transporte para su llegada Díaz et al., (2008).</w:t>
       </w:r>
     </w:p>
-    <w:bookmarkEnd w:id="34"/>
-    <w:bookmarkStart w:id="35" w:name="consumidor"/>
-    <w:p>
-      <w:pPr>
-        <w:pStyle w:val="Heading3"/>
-      </w:pPr>
-      <w:r>
-        <w:t xml:space="preserve">1.2.4 Consumidor:</w:t>
+    <w:bookmarkEnd w:id="36"/>
+    <w:bookmarkStart w:id="37" w:name="consumidor"/>
+    <w:p>
+      <w:pPr>
+        <w:pStyle w:val="Heading2"/>
+      </w:pPr>
+      <w:r>
+        <w:t xml:space="preserve">2.4 Consumidor:</w:t>
       </w:r>
     </w:p>
     <w:p>
@@ -471,24 +462,24 @@
         <w:t xml:space="preserve">Es una persona u organización que demanda bienes o servicios proporcionados por el productor o el proveedor de bienes o servicios. Es decir, es cualquiera que se ve afectado por el servicio, el producto o el proceso Juran J. (2007).</w:t>
       </w:r>
     </w:p>
-    <w:bookmarkEnd w:id="35"/>
-    <w:bookmarkEnd w:id="36"/>
-    <w:bookmarkStart w:id="40" w:name="tipos-de-cadenas-de-suministros"/>
+    <w:bookmarkEnd w:id="37"/>
+    <w:bookmarkEnd w:id="38"/>
+    <w:bookmarkStart w:id="42" w:name="tipos-de-cadenas-de-suministros"/>
+    <w:p>
+      <w:pPr>
+        <w:pStyle w:val="Heading1"/>
+      </w:pPr>
+      <w:r>
+        <w:t xml:space="preserve">3. Tipos de cadenas de suministros</w:t>
+      </w:r>
+    </w:p>
+    <w:bookmarkStart w:id="39" w:name="empresas-industriales"/>
     <w:p>
       <w:pPr>
         <w:pStyle w:val="Heading2"/>
       </w:pPr>
       <w:r>
-        <w:t xml:space="preserve">1.3 Tipos de cadenas de suministros</w:t>
-      </w:r>
-    </w:p>
-    <w:bookmarkStart w:id="37" w:name="empresas-industriales"/>
-    <w:p>
-      <w:pPr>
-        <w:pStyle w:val="Heading3"/>
-      </w:pPr>
-      <w:r>
-        <w:t xml:space="preserve">1.3.1 Empresas industriales:</w:t>
+        <w:t xml:space="preserve">3.1 Empresas industriales:</w:t>
       </w:r>
     </w:p>
     <w:p>
@@ -515,14 +506,14 @@
         <w:t xml:space="preserve">con mucha logística, que dependerán del tamaño de la empresa, de las líneas de producción con que cuentan y mercado al que van dirigidos sus productos. Generalmente incluye funciones como, desarrollo de nuevos productos, la mercadotecnia, importación, fabricación, la distribución, las finanzas y el servicio al cliente.</w:t>
       </w:r>
     </w:p>
-    <w:bookmarkEnd w:id="37"/>
-    <w:bookmarkStart w:id="38" w:name="empresas-comercializadoras"/>
-    <w:p>
-      <w:pPr>
-        <w:pStyle w:val="Heading3"/>
-      </w:pPr>
-      <w:r>
-        <w:t xml:space="preserve">1.3.2 Empresas comercializadoras:</w:t>
+    <w:bookmarkEnd w:id="39"/>
+    <w:bookmarkStart w:id="40" w:name="empresas-comercializadoras"/>
+    <w:p>
+      <w:pPr>
+        <w:pStyle w:val="Heading2"/>
+      </w:pPr>
+      <w:r>
+        <w:t xml:space="preserve">3.2 Empresas comercializadoras:</w:t>
       </w:r>
     </w:p>
     <w:p>
@@ -533,14 +524,14 @@
         <w:t xml:space="preserve">En este caso son menos elaboradas, no maneja la parte productiva, maneja mayormente la obtención y venta de productos. Abarca funciones destinadas a la recepción de una solicitud del cliente y el cumplimiento de dicha solicitud.</w:t>
       </w:r>
     </w:p>
-    <w:bookmarkEnd w:id="38"/>
-    <w:bookmarkStart w:id="39" w:name="empresas-de-servicios"/>
-    <w:p>
-      <w:pPr>
-        <w:pStyle w:val="Heading3"/>
-      </w:pPr>
-      <w:r>
-        <w:t xml:space="preserve">1.3.3 Empresas de servicios:</w:t>
+    <w:bookmarkEnd w:id="40"/>
+    <w:bookmarkStart w:id="41" w:name="empresas-de-servicios"/>
+    <w:p>
+      <w:pPr>
+        <w:pStyle w:val="Heading2"/>
+      </w:pPr>
+      <w:r>
+        <w:t xml:space="preserve">3.3 Empresas de servicios:</w:t>
       </w:r>
     </w:p>
     <w:p>
@@ -551,15 +542,15 @@
         <w:t xml:space="preserve">Estas cuentan con cadenas muy cortas. Es más, una cadena jerárquica y depende del recurso humano.</w:t>
       </w:r>
     </w:p>
-    <w:bookmarkEnd w:id="39"/>
-    <w:bookmarkEnd w:id="40"/>
-    <w:bookmarkStart w:id="44" w:name="X81e42a5596c61e2cc3540ca15459219662c7508"/>
-    <w:p>
-      <w:pPr>
-        <w:pStyle w:val="Heading2"/>
-      </w:pPr>
-      <w:r>
-        <w:t xml:space="preserve">1.4 Ejemplo de las cadenas de suministro del atún</w:t>
+    <w:bookmarkEnd w:id="41"/>
+    <w:bookmarkEnd w:id="42"/>
+    <w:bookmarkStart w:id="46" w:name="X81e42a5596c61e2cc3540ca15459219662c7508"/>
+    <w:p>
+      <w:pPr>
+        <w:pStyle w:val="Heading1"/>
+      </w:pPr>
+      <w:r>
+        <w:t xml:space="preserve">4. Ejemplo de las cadenas de suministro del atún</w:t>
       </w:r>
     </w:p>
     <w:p>
@@ -581,9 +572,6 @@
       <w:r>
         <w:t xml:space="preserve">Las flotas encargadas de la pesca.</w:t>
       </w:r>
-      <w:r>
-        <w:br/>
-      </w:r>
     </w:p>
     <w:p>
       <w:pPr>
@@ -596,9 +584,6 @@
       <w:r>
         <w:t xml:space="preserve">Los comerciantes que actúan como intermediarios entre las flotas pesqueras y los fabricantes.</w:t>
       </w:r>
-      <w:r>
-        <w:br/>
-      </w:r>
     </w:p>
     <w:p>
       <w:pPr>
@@ -611,9 +596,6 @@
       <w:r>
         <w:t xml:space="preserve">Los fabricantes que procesan y envasan el pescado.</w:t>
       </w:r>
-      <w:r>
-        <w:br/>
-      </w:r>
     </w:p>
     <w:p>
       <w:pPr>
@@ -636,18 +618,18 @@
           <wp:inline>
             <wp:extent cx="5156200" cy="1854200"/>
             <wp:effectExtent b="0" l="0" r="0" t="0"/>
-            <wp:docPr descr="Cadenas de suministro del atún" title="" id="42" name="Picture"/>
+            <wp:docPr descr="Cadenas de suministro del atún" title="" id="44" name="Picture"/>
             <a:graphic>
               <a:graphicData uri="http://schemas.openxmlformats.org/drawingml/2006/picture">
                 <pic:pic>
                   <pic:nvPicPr>
-                    <pic:cNvPr descr="index_files/figure-html/image-20250330133145909.png" id="43" name="Picture"/>
+                    <pic:cNvPr descr="index_files/figure-html/image-20250330133145909.png" id="45" name="Picture"/>
                     <pic:cNvPicPr>
                       <a:picLocks noChangeArrowheads="1" noChangeAspect="1"/>
                     </pic:cNvPicPr>
                   </pic:nvPicPr>
                   <pic:blipFill>
-                    <a:blip r:embed="rId41"/>
+                    <a:blip r:embed="rId43"/>
                     <a:stretch>
                       <a:fillRect/>
                     </a:stretch>
@@ -690,14 +672,14 @@
         <w:t xml:space="preserve">Los trabajadores del transporte desempeñan un papel de suma importancia en estas cadenas de suministro. Estas etapas están conectadas entre sí por trabajadores/as del transporte que trasladan el atún por carretera, ferrocarril, mar y aire entre empresas y ubicaciones.</w:t>
       </w:r>
     </w:p>
-    <w:bookmarkEnd w:id="44"/>
-    <w:bookmarkStart w:id="45" w:name="bibliografías"/>
-    <w:p>
-      <w:pPr>
-        <w:pStyle w:val="Heading2"/>
-      </w:pPr>
-      <w:r>
-        <w:t xml:space="preserve">1.5 Bibliografías</w:t>
+    <w:bookmarkEnd w:id="46"/>
+    <w:bookmarkStart w:id="47" w:name="bibliografías"/>
+    <w:p>
+      <w:pPr>
+        <w:pStyle w:val="Heading1"/>
+      </w:pPr>
+      <w:r>
+        <w:t xml:space="preserve">5. Bibliografías</w:t>
       </w:r>
     </w:p>
     <w:p>
@@ -859,15 +841,14 @@
         <w:t xml:space="preserve">Volume 12, Number 1.</w:t>
       </w:r>
     </w:p>
-    <w:bookmarkEnd w:id="45"/>
-    <w:bookmarkEnd w:id="46"/>
-    <w:bookmarkStart w:id="53" w:name="publicaciones-similares"/>
+    <w:bookmarkEnd w:id="47"/>
+    <w:bookmarkStart w:id="56" w:name="publicaciones-similares"/>
     <w:p>
       <w:pPr>
         <w:pStyle w:val="Heading1"/>
       </w:pPr>
       <w:r>
-        <w:t xml:space="preserve">2. Publicaciones Similares</w:t>
+        <w:t xml:space="preserve">6. Publicaciones Similares</w:t>
       </w:r>
     </w:p>
     <w:p>
@@ -886,11 +867,32 @@
           <w:numId w:val="1002"/>
         </w:numPr>
       </w:pPr>
-      <w:hyperlink r:id="rId47"/>
+      <w:hyperlink r:id="rId48"/>
       <w:r>
         <w:t xml:space="preserve"> </w:t>
       </w:r>
-      <w:hyperlink r:id="rId48">
+      <w:hyperlink r:id="rId49">
+        <w:r>
+          <w:rPr>
+            <w:rStyle w:val="Hyperlink"/>
+          </w:rPr>
+          <w:t xml:space="preserve">Costeo De La Empresa Dulce Deleite Srl</w:t>
+        </w:r>
+      </w:hyperlink>
+    </w:p>
+    <w:p>
+      <w:pPr>
+        <w:pStyle w:val="Compact"/>
+        <w:numPr>
+          <w:ilvl w:val="0"/>
+          <w:numId w:val="1002"/>
+        </w:numPr>
+      </w:pPr>
+      <w:hyperlink r:id="rId50"/>
+      <w:r>
+        <w:t xml:space="preserve"> </w:t>
+      </w:r>
+      <w:hyperlink r:id="rId51">
         <w:r>
           <w:rPr>
             <w:rStyle w:val="Hyperlink"/>
@@ -907,11 +909,11 @@
           <w:numId w:val="1002"/>
         </w:numPr>
       </w:pPr>
-      <w:hyperlink r:id="rId49"/>
+      <w:hyperlink r:id="rId52"/>
       <w:r>
         <w:t xml:space="preserve"> </w:t>
       </w:r>
-      <w:hyperlink r:id="rId50">
+      <w:hyperlink r:id="rId53">
         <w:r>
           <w:rPr>
             <w:rStyle w:val="Hyperlink"/>
@@ -928,11 +930,11 @@
           <w:numId w:val="1002"/>
         </w:numPr>
       </w:pPr>
-      <w:hyperlink r:id="rId51"/>
+      <w:hyperlink r:id="rId54"/>
       <w:r>
         <w:t xml:space="preserve"> </w:t>
       </w:r>
-      <w:hyperlink r:id="rId52">
+      <w:hyperlink r:id="rId55">
         <w:r>
           <w:rPr>
             <w:rStyle w:val="Hyperlink"/>
@@ -949,24 +951,14 @@
         <w:t xml:space="preserve">Esperamos que encuentres estas publicaciones igualmente interesantes y útiles. ¡Disfruta de la lectura!</w:t>
       </w:r>
     </w:p>
-    <w:bookmarkEnd w:id="53"/>
-    <w:bookmarkStart w:id="54" w:name="referencias"/>
-    <w:p>
-      <w:pPr>
-        <w:pStyle w:val="Heading1"/>
-      </w:pPr>
-      <w:r>
-        <w:t xml:space="preserve">3. Referencias</w:t>
-      </w:r>
-    </w:p>
-    <w:bookmarkEnd w:id="54"/>
+    <w:bookmarkEnd w:id="56"/>
     <w:sectPr>
-      <w:headerReference r:id="rId9" w:type="even"/>
-      <w:headerReference r:id="rId11" w:type="default"/>
-      <w:footerReference r:id="rId14" w:type="even"/>
-      <w:footerReference r:id="rId13" w:type="default"/>
-      <w:headerReference r:id="rId10" w:type="first"/>
-      <w:footerReference r:id="rId12" w:type="first"/>
+      <w:headerReference r:id="rId8" w:type="even"/>
+      <w:headerReference r:id="rId9" w:type="default"/>
+      <w:footerReference r:id="rId10" w:type="even"/>
+      <w:footerReference r:id="rId11" w:type="default"/>
+      <w:headerReference r:id="rId12" w:type="first"/>
+      <w:footerReference r:id="rId13" w:type="first"/>
       <w:pgSz w:h="15840" w:w="12240"/>
       <w:pgMar w:bottom="1440" w:footer="720" w:gutter="0" w:header="720" w:left="1440" w:right="1440" w:top="1440"/>
       <w:cols w:space="720"/>
